--- a/docs/DATABASE_STRUCTURE.docx
+++ b/docs/DATABASE_STRUCTURE.docx
@@ -4,7 +4,7 @@
   <w:body>
     <w:p>
       <w:pPr>
-        <w:spacing w:after="80"/>
+        <w:spacing w:after="60"/>
         <w:jc w:val="center"/>
       </w:pPr>
       <w:r>
@@ -15,12 +15,12 @@
           <w:sz w:val="40"/>
           <w:szCs w:val="40"/>
         </w:rPr>
-        <w:t xml:space="preserve">JUST RMS — Database Structure</w:t>
-      </w:r>
-    </w:p>
-    <w:p>
-      <w:pPr>
-        <w:spacing w:after="200"/>
+        <w:t xml:space="preserve">JUST RMS — Database Structure (Current)</w:t>
+      </w:r>
+    </w:p>
+    <w:p>
+      <w:pPr>
+        <w:spacing w:after="160"/>
         <w:jc w:val="center"/>
       </w:pPr>
       <w:r>
@@ -28,10 +28,10 @@
           <w:b/>
           <w:bCs/>
           <w:color w:val="64748B"/>
-          <w:sz w:val="24"/>
-          <w:szCs w:val="24"/>
-        </w:rPr>
-        <w:t xml:space="preserve">MongoDB collections, fields, and relationships</w:t>
+          <w:sz w:val="22"/>
+          <w:szCs w:val="22"/>
+        </w:rPr>
+        <w:t xml:space="preserve">MongoDB models in backend/src/models — current schema</w:t>
       </w:r>
     </w:p>
     <w:p>
@@ -39,38 +39,39 @@
         <w:pBdr>
           <w:bottom w:val="single" w:color="0369A1" w:sz="18" w:space="1"/>
         </w:pBdr>
-        <w:spacing w:after="280"/>
-      </w:pPr>
-    </w:p>
-    <w:p>
-      <w:pPr>
-        <w:pStyle w:val="Heading1"/>
-        <w:spacing w:after="140" w:before="280"/>
+        <w:spacing w:after="240"/>
+      </w:pPr>
+    </w:p>
+    <w:p>
+      <w:pPr>
+        <w:spacing w:after="120" w:before="260"/>
       </w:pPr>
       <w:r>
         <w:rPr>
           <w:b/>
           <w:bCs/>
           <w:color w:val="0C4A6E"/>
-        </w:rPr>
-        <w:t xml:space="preserve">1. Entity relationship diagram</w:t>
-      </w:r>
-    </w:p>
-    <w:p>
-      <w:pPr>
-        <w:spacing w:after="120"/>
-      </w:pPr>
-      <w:r>
-        <w:rPr>
-          <w:sz w:val="22"/>
-          <w:szCs w:val="22"/>
-        </w:rPr>
-        <w:t xml:space="preserve">Core chain: User → Proposal ↔ Ethics → Project → Grant/Budget/Payment → Publication. Nearly all documents are scoped by programTier (UG/PG).</w:t>
-      </w:r>
-    </w:p>
-    <w:p>
-      <w:pPr>
-        <w:spacing w:after="40" w:before="120"/>
+          <w:sz w:val="26"/>
+          <w:szCs w:val="26"/>
+        </w:rPr>
+        <w:t xml:space="preserve">1. Relationship diagram (current)</w:t>
+      </w:r>
+    </w:p>
+    <w:p>
+      <w:pPr>
+        <w:spacing w:after="100"/>
+      </w:pPr>
+      <w:r>
+        <w:rPr>
+          <w:sz w:val="22"/>
+          <w:szCs w:val="22"/>
+        </w:rPr>
+        <w:t xml:space="preserve">User → Proposal ↔ EthicsApplication; Proposal may link FundingCall; on approve → Project → Grant/Budget/Payment/PurchaseOrder/Publication/RepositoryItem; User also links ResearchGroup and ThesisGroup.</w:t>
+      </w:r>
+    </w:p>
+    <w:p>
+      <w:pPr>
+        <w:spacing w:after="40" w:before="100"/>
         <w:jc w:val="center"/>
       </w:pPr>
       <w:r>
@@ -78,7 +79,7 @@
           <wp:inline distT="0" distB="0" distL="0" distR="0">
             <wp:extent cx="5905500" cy="3324225"/>
             <wp:effectExtent t="0" r="0" b="0" l="0"/>
-            <wp:docPr id="1" name="db-erd.png" descr="db-erd.png" title="db-erd.png"/>
+            <wp:docPr id="1" name="db-current.png" descr="db-current.png" title="db-current.png"/>
             <wp:cNvGraphicFramePr>
               <a:graphicFrameLocks xmlns:a="http://schemas.openxmlformats.org/drawingml/2006/main" noChangeAspect="1"/>
             </wp:cNvGraphicFramePr>
@@ -116,7 +117,7 @@
     </w:p>
     <w:p>
       <w:pPr>
-        <w:spacing w:after="240" w:before="80"/>
+        <w:spacing w:after="200" w:before="60"/>
         <w:jc w:val="center"/>
       </w:pPr>
       <w:r>
@@ -127,218 +128,326 @@
           <w:sz w:val="18"/>
           <w:szCs w:val="18"/>
         </w:rPr>
-        <w:t xml:space="preserve">Figure 1. JUST RMS database relationships (ER overview)</w:t>
-      </w:r>
-    </w:p>
-    <w:p>
-      <w:pPr>
-        <w:pStyle w:val="Heading1"/>
-        <w:spacing w:after="140" w:before="280"/>
+        <w:t xml:space="preserve">Figure 1. Current database relationships</w:t>
+      </w:r>
+    </w:p>
+    <w:p>
+      <w:pPr>
+        <w:spacing w:after="120" w:before="260"/>
       </w:pPr>
       <w:r>
         <w:rPr>
           <w:b/>
           <w:bCs/>
           <w:color w:val="0C4A6E"/>
-        </w:rPr>
-        <w:t xml:space="preserve">2. Core collections</w:t>
-      </w:r>
-    </w:p>
-    <w:p>
-      <w:pPr>
-        <w:spacing w:after="80"/>
-        <w:ind w:left="360"/>
-      </w:pPr>
-      <w:r>
-        <w:rPr>
-          <w:sz w:val="22"/>
-          <w:szCs w:val="22"/>
-        </w:rPr>
-        <w:t xml:space="preserve">• users — accounts, roles, programTier, status</w:t>
-      </w:r>
-    </w:p>
-    <w:p>
-      <w:pPr>
-        <w:spacing w:after="80"/>
-        <w:ind w:left="360"/>
-      </w:pPr>
-      <w:r>
-        <w:rPr>
-          <w:sz w:val="22"/>
-          <w:szCs w:val="22"/>
-        </w:rPr>
-        <w:t xml:space="preserve">• proposals — reviewPipeline, assignees, proposalKind (voluntary | grant_fund_call)</w:t>
-      </w:r>
-    </w:p>
-    <w:p>
-      <w:pPr>
-        <w:spacing w:after="80"/>
-        <w:ind w:left="360"/>
-      </w:pPr>
-      <w:r>
-        <w:rPr>
-          <w:sz w:val="22"/>
-          <w:szCs w:val="22"/>
-        </w:rPr>
-        <w:t xml:space="preserve">• ethicsapplications — 1:1 with proposal; JUREC approval meta</w:t>
-      </w:r>
-    </w:p>
-    <w:p>
-      <w:pPr>
-        <w:spacing w:after="80"/>
-        <w:ind w:left="360"/>
-      </w:pPr>
-      <w:r>
-        <w:rPr>
-          <w:sz w:val="22"/>
-          <w:szCs w:val="22"/>
-        </w:rPr>
-        <w:t xml:space="preserve">• projects — created on Director approve; closure workflow</w:t>
-      </w:r>
-    </w:p>
-    <w:p>
-      <w:pPr>
-        <w:spacing w:after="80"/>
-        <w:ind w:left="360"/>
-      </w:pPr>
-      <w:r>
-        <w:rPr>
-          <w:sz w:val="22"/>
-          <w:szCs w:val="22"/>
-        </w:rPr>
-        <w:t xml:space="preserve">• fundingcalls / grants / budgets / payments / purchaseorders</w:t>
-      </w:r>
-    </w:p>
-    <w:p>
-      <w:pPr>
-        <w:spacing w:after="80"/>
-        <w:ind w:left="360"/>
-      </w:pPr>
-      <w:r>
-        <w:rPr>
-          <w:sz w:val="22"/>
-          <w:szCs w:val="22"/>
-        </w:rPr>
-        <w:t xml:space="preserve">• publications (≤1 per project), repositoryitems, researchgroups, thesisgroups</w:t>
-      </w:r>
-    </w:p>
-    <w:p>
-      <w:pPr>
-        <w:spacing w:after="80"/>
-        <w:ind w:left="360"/>
-      </w:pPr>
-      <w:r>
-        <w:rPr>
-          <w:sz w:val="22"/>
-          <w:szCs w:val="22"/>
-        </w:rPr>
-        <w:t xml:space="preserve">• departments, conversations, notifications, institutionalpolicies, auditevents</w:t>
-      </w:r>
-    </w:p>
-    <w:p>
-      <w:pPr>
-        <w:pStyle w:val="Heading1"/>
-        <w:spacing w:after="140" w:before="280"/>
+          <w:sz w:val="26"/>
+          <w:szCs w:val="26"/>
+        </w:rPr>
+        <w:t xml:space="preserve">2. Collections (18 models)</w:t>
+      </w:r>
+    </w:p>
+    <w:p>
+      <w:pPr>
+        <w:spacing w:after="70"/>
+        <w:ind w:left="280"/>
+      </w:pPr>
+      <w:r>
+        <w:rPr>
+          <w:sz w:val="22"/>
+          <w:szCs w:val="22"/>
+        </w:rPr>
+        <w:t xml:space="preserve">• users — role, programTier, status, refreshToken</w:t>
+      </w:r>
+    </w:p>
+    <w:p>
+      <w:pPr>
+        <w:spacing w:after="70"/>
+        <w:ind w:left="280"/>
+      </w:pPr>
+      <w:r>
+        <w:rPr>
+          <w:sz w:val="22"/>
+          <w:szCs w:val="22"/>
+        </w:rPr>
+        <w:t xml:space="preserve">• proposals — proposalKind, reviewPipeline, assignedReviewers, assignedCommittee, assignedFinance</w:t>
+      </w:r>
+    </w:p>
+    <w:p>
+      <w:pPr>
+        <w:spacing w:after="70"/>
+        <w:ind w:left="280"/>
+      </w:pPr>
+      <w:r>
+        <w:rPr>
+          <w:sz w:val="22"/>
+          <w:szCs w:val="22"/>
+        </w:rPr>
+        <w:t xml:space="preserve">• ethicsapplications — 1:1 proposalId, approval certificate meta</w:t>
+      </w:r>
+    </w:p>
+    <w:p>
+      <w:pPr>
+        <w:spacing w:after="70"/>
+        <w:ind w:left="280"/>
+      </w:pPr>
+      <w:r>
+        <w:rPr>
+          <w:sz w:val="22"/>
+          <w:szCs w:val="22"/>
+        </w:rPr>
+        <w:t xml:space="preserve">• projects — proposalId, closure workflow</w:t>
+      </w:r>
+    </w:p>
+    <w:p>
+      <w:pPr>
+        <w:spacing w:after="70"/>
+        <w:ind w:left="280"/>
+      </w:pPr>
+      <w:r>
+        <w:rPr>
+          <w:sz w:val="22"/>
+          <w:szCs w:val="22"/>
+        </w:rPr>
+        <w:t xml:space="preserve">• fundingcalls — open/closed calls, amountCap</w:t>
+      </w:r>
+    </w:p>
+    <w:p>
+      <w:pPr>
+        <w:spacing w:after="70"/>
+        <w:ind w:left="280"/>
+      </w:pPr>
+      <w:r>
+        <w:rPr>
+          <w:sz w:val="22"/>
+          <w:szCs w:val="22"/>
+        </w:rPr>
+        <w:t xml:space="preserve">• grants — callId, proposalId, projectId, finance status</w:t>
+      </w:r>
+    </w:p>
+    <w:p>
+      <w:pPr>
+        <w:spacing w:after="70"/>
+        <w:ind w:left="280"/>
+      </w:pPr>
+      <w:r>
+        <w:rPr>
+          <w:sz w:val="22"/>
+          <w:szCs w:val="22"/>
+        </w:rPr>
+        <w:t xml:space="preserve">• budgets — grantId/projectId, items[]</w:t>
+      </w:r>
+    </w:p>
+    <w:p>
+      <w:pPr>
+        <w:spacing w:after="70"/>
+        <w:ind w:left="280"/>
+      </w:pPr>
+      <w:r>
+        <w:rPr>
+          <w:sz w:val="22"/>
+          <w:szCs w:val="22"/>
+        </w:rPr>
+        <w:t xml:space="preserve">• payments — budgetId, approval/pay actors</w:t>
+      </w:r>
+    </w:p>
+    <w:p>
+      <w:pPr>
+        <w:spacing w:after="70"/>
+        <w:ind w:left="280"/>
+      </w:pPr>
+      <w:r>
+        <w:rPr>
+          <w:sz w:val="22"/>
+          <w:szCs w:val="22"/>
+        </w:rPr>
+        <w:t xml:space="preserve">• purchaseorders — procurement path</w:t>
+      </w:r>
+    </w:p>
+    <w:p>
+      <w:pPr>
+        <w:spacing w:after="70"/>
+        <w:ind w:left="280"/>
+      </w:pPr>
+      <w:r>
+        <w:rPr>
+          <w:sz w:val="22"/>
+          <w:szCs w:val="22"/>
+        </w:rPr>
+        <w:t xml:space="preserve">• publications — projectId unique sparse (≤1 per project)</w:t>
+      </w:r>
+    </w:p>
+    <w:p>
+      <w:pPr>
+        <w:spacing w:after="70"/>
+        <w:ind w:left="280"/>
+      </w:pPr>
+      <w:r>
+        <w:rPr>
+          <w:sz w:val="22"/>
+          <w:szCs w:val="22"/>
+        </w:rPr>
+        <w:t xml:space="preserve">• repositoryitems — project/group access</w:t>
+      </w:r>
+    </w:p>
+    <w:p>
+      <w:pPr>
+        <w:spacing w:after="70"/>
+        <w:ind w:left="280"/>
+      </w:pPr>
+      <w:r>
+        <w:rPr>
+          <w:sz w:val="22"/>
+          <w:szCs w:val="22"/>
+        </w:rPr>
+        <w:t xml:space="preserve">• departments, researchgroups, thesisgroups</w:t>
+      </w:r>
+    </w:p>
+    <w:p>
+      <w:pPr>
+        <w:spacing w:after="70"/>
+        <w:ind w:left="280"/>
+      </w:pPr>
+      <w:r>
+        <w:rPr>
+          <w:sz w:val="22"/>
+          <w:szCs w:val="22"/>
+        </w:rPr>
+        <w:t xml:space="preserve">• conversations, notifications, institutionalpolicies, auditevents</w:t>
+      </w:r>
+    </w:p>
+    <w:p>
+      <w:pPr>
+        <w:spacing w:after="120" w:before="260"/>
       </w:pPr>
       <w:r>
         <w:rPr>
           <w:b/>
           <w:bCs/>
           <w:color w:val="0C4A6E"/>
-        </w:rPr>
-        <w:t xml:space="preserve">3. Proposal review fields</w:t>
-      </w:r>
-    </w:p>
-    <w:p>
-      <w:pPr>
-        <w:spacing w:after="120"/>
-      </w:pPr>
-      <w:r>
-        <w:rPr>
-          <w:sz w:val="22"/>
-          <w:szCs w:val="22"/>
-        </w:rPr>
-        <w:t xml:space="preserve">proposals.assignedReviewers, assignedCommittee, assignedFinance store User refs. reviewPipeline stages: adminScreening, peerReview, committeeReview, financeReview (pending | in_progress | passed | failed | skipped).</w:t>
-      </w:r>
-    </w:p>
-    <w:p>
-      <w:pPr>
-        <w:pStyle w:val="Heading1"/>
-        <w:spacing w:after="140" w:before="280"/>
+          <w:sz w:val="26"/>
+          <w:szCs w:val="26"/>
+        </w:rPr>
+        <w:t xml:space="preserve">3. Proposal review fields (current)</w:t>
+      </w:r>
+    </w:p>
+    <w:p>
+      <w:pPr>
+        <w:spacing w:after="70"/>
+        <w:ind w:left="280"/>
+      </w:pPr>
+      <w:r>
+        <w:rPr>
+          <w:sz w:val="22"/>
+          <w:szCs w:val="22"/>
+        </w:rPr>
+        <w:t xml:space="preserve">• assignedReviewers[] — Leadership peer assignees</w:t>
+      </w:r>
+    </w:p>
+    <w:p>
+      <w:pPr>
+        <w:spacing w:after="70"/>
+        <w:ind w:left="280"/>
+      </w:pPr>
+      <w:r>
+        <w:rPr>
+          <w:sz w:val="22"/>
+          <w:szCs w:val="22"/>
+        </w:rPr>
+        <w:t xml:space="preserve">• assignedCommittee[] — Faculty Coordinator assignees</w:t>
+      </w:r>
+    </w:p>
+    <w:p>
+      <w:pPr>
+        <w:spacing w:after="70"/>
+        <w:ind w:left="280"/>
+      </w:pPr>
+      <w:r>
+        <w:rPr>
+          <w:sz w:val="22"/>
+          <w:szCs w:val="22"/>
+        </w:rPr>
+        <w:t xml:space="preserve">• assignedFinance[] — Finance Officer assignees (grant only)</w:t>
+      </w:r>
+    </w:p>
+    <w:p>
+      <w:pPr>
+        <w:spacing w:after="70"/>
+        <w:ind w:left="280"/>
+      </w:pPr>
+      <w:r>
+        <w:rPr>
+          <w:sz w:val="22"/>
+          <w:szCs w:val="22"/>
+        </w:rPr>
+        <w:t xml:space="preserve">• reviewPipeline: peerReview, committeeReview, financeReview (+ adminScreening auto-passed on assign)</w:t>
+      </w:r>
+    </w:p>
+    <w:p>
+      <w:pPr>
+        <w:spacing w:after="70"/>
+        <w:ind w:left="280"/>
+      </w:pPr>
+      <w:r>
+        <w:rPr>
+          <w:sz w:val="22"/>
+          <w:szCs w:val="22"/>
+        </w:rPr>
+        <w:t xml:space="preserve">• proposalKind: voluntary | grant_fund_call</w:t>
+      </w:r>
+    </w:p>
+    <w:p>
+      <w:pPr>
+        <w:spacing w:after="120" w:before="260"/>
       </w:pPr>
       <w:r>
         <w:rPr>
           <w:b/>
           <w:bCs/>
           <w:color w:val="0C4A6E"/>
-        </w:rPr>
-        <w:t xml:space="preserve">4. Status examples</w:t>
-      </w:r>
-    </w:p>
-    <w:p>
-      <w:pPr>
-        <w:spacing w:after="80"/>
-        <w:ind w:left="360"/>
-      </w:pPr>
-      <w:r>
-        <w:rPr>
-          <w:sz w:val="22"/>
-          <w:szCs w:val="22"/>
-        </w:rPr>
-        <w:t xml:space="preserve">• Proposal: draft | submitted | under_review | approved | rejected | revision_requested</w:t>
-      </w:r>
-    </w:p>
-    <w:p>
-      <w:pPr>
-        <w:spacing w:after="80"/>
-        <w:ind w:left="360"/>
-      </w:pPr>
-      <w:r>
-        <w:rPr>
-          <w:sz w:val="22"/>
-          <w:szCs w:val="22"/>
-        </w:rPr>
-        <w:t xml:space="preserve">• Project: active | completed | on_hold | closing | closed</w:t>
-      </w:r>
-    </w:p>
-    <w:p>
-      <w:pPr>
-        <w:spacing w:after="80"/>
-        <w:ind w:left="360"/>
-      </w:pPr>
-      <w:r>
-        <w:rPr>
-          <w:sz w:val="22"/>
-          <w:szCs w:val="22"/>
-        </w:rPr>
-        <w:t xml:space="preserve">• Grant: draft | submitted | pending_finance | approved | active | closed | rejected</w:t>
-      </w:r>
-    </w:p>
-    <w:p>
-      <w:pPr>
-        <w:pStyle w:val="Heading1"/>
-        <w:spacing w:after="140" w:before="280"/>
+          <w:sz w:val="26"/>
+          <w:szCs w:val="26"/>
+        </w:rPr>
+        <w:t xml:space="preserve">4. programTier scoping</w:t>
+      </w:r>
+    </w:p>
+    <w:p>
+      <w:pPr>
+        <w:spacing w:after="100"/>
+      </w:pPr>
+      <w:r>
+        <w:rPr>
+          <w:sz w:val="22"/>
+          <w:szCs w:val="22"/>
+        </w:rPr>
+        <w:t xml:space="preserve">Almost every business document stores programTier. Researchers are locked to their tier. Shared staff switch portal via X-Program-Tier without separate UG/PG accounts.</w:t>
+      </w:r>
+    </w:p>
+    <w:p>
+      <w:pPr>
+        <w:spacing w:after="120" w:before="260"/>
       </w:pPr>
       <w:r>
         <w:rPr>
           <w:b/>
           <w:bCs/>
           <w:color w:val="0C4A6E"/>
-        </w:rPr>
-        <w:t xml:space="preserve">5. Module map (visual)</w:t>
-      </w:r>
-    </w:p>
-    <w:p>
-      <w:pPr>
-        <w:spacing w:after="40" w:before="120"/>
+          <w:sz w:val="26"/>
+          <w:szCs w:val="26"/>
+        </w:rPr>
+        <w:t xml:space="preserve">5. Review flow reminder</w:t>
+      </w:r>
+    </w:p>
+    <w:p>
+      <w:pPr>
+        <w:spacing w:after="40" w:before="100"/>
         <w:jc w:val="center"/>
       </w:pPr>
       <w:r>
         <w:drawing>
           <wp:inline distT="0" distB="0" distL="0" distR="0">
-            <wp:extent cx="5524500" cy="3429000"/>
+            <wp:extent cx="5905500" cy="3324225"/>
             <wp:effectExtent t="0" r="0" b="0" l="0"/>
-            <wp:docPr id="1" name="JUST-RMS-All-Modules.png" descr="JUST-RMS-All-Modules.png" title="JUST-RMS-All-Modules.png"/>
+            <wp:docPr id="1" name="flow-current.png" descr="flow-current.png" title="flow-current.png"/>
             <wp:cNvGraphicFramePr>
               <a:graphicFrameLocks xmlns:a="http://schemas.openxmlformats.org/drawingml/2006/main" noChangeAspect="1"/>
             </wp:cNvGraphicFramePr>
@@ -361,7 +470,7 @@
                   <pic:spPr bwMode="auto">
                     <a:xfrm>
                       <a:off x="0" y="0"/>
-                      <a:ext cx="5524500" cy="3429000"/>
+                      <a:ext cx="5905500" cy="3324225"/>
                     </a:xfrm>
                     <a:prstGeom prst="rect">
                       <a:avLst/>
@@ -376,7 +485,7 @@
     </w:p>
     <w:p>
       <w:pPr>
-        <w:spacing w:after="240" w:before="80"/>
+        <w:spacing w:after="200" w:before="60"/>
         <w:jc w:val="center"/>
       </w:pPr>
       <w:r>
@@ -387,69 +496,7 @@
           <w:sz w:val="18"/>
           <w:szCs w:val="18"/>
         </w:rPr>
-        <w:t xml:space="preserve">Figure 2. Modules mapped across the system</w:t>
-      </w:r>
-    </w:p>
-    <w:p>
-      <w:pPr>
-        <w:spacing w:after="40" w:before="120"/>
-        <w:jc w:val="center"/>
-      </w:pPr>
-      <w:r>
-        <w:drawing>
-          <wp:inline distT="0" distB="0" distL="0" distR="0">
-            <wp:extent cx="5524500" cy="3429000"/>
-            <wp:effectExtent t="0" r="0" b="0" l="0"/>
-            <wp:docPr id="1" name="JUST-RMS-Connections-Diagram.png" descr="JUST-RMS-Connections-Diagram.png" title="JUST-RMS-Connections-Diagram.png"/>
-            <wp:cNvGraphicFramePr>
-              <a:graphicFrameLocks xmlns:a="http://schemas.openxmlformats.org/drawingml/2006/main" noChangeAspect="1"/>
-            </wp:cNvGraphicFramePr>
-            <a:graphic xmlns:a="http://schemas.openxmlformats.org/drawingml/2006/main">
-              <a:graphicData uri="http://schemas.openxmlformats.org/drawingml/2006/picture">
-                <pic:pic xmlns:pic="http://schemas.openxmlformats.org/drawingml/2006/picture">
-                  <pic:nvPicPr>
-                    <pic:cNvPr id="0" name="" descr=""/>
-                    <pic:cNvPicPr>
-                      <a:picLocks noChangeAspect="1" noChangeArrowheads="1"/>
-                    </pic:cNvPicPr>
-                  </pic:nvPicPr>
-                  <pic:blipFill>
-                    <a:blip r:embed="rId9" cstate="none"/>
-                    <a:srcRect/>
-                    <a:stretch>
-                      <a:fillRect/>
-                    </a:stretch>
-                  </pic:blipFill>
-                  <pic:spPr bwMode="auto">
-                    <a:xfrm>
-                      <a:off x="0" y="0"/>
-                      <a:ext cx="5524500" cy="3429000"/>
-                    </a:xfrm>
-                    <a:prstGeom prst="rect">
-                      <a:avLst/>
-                    </a:prstGeom>
-                  </pic:spPr>
-                </pic:pic>
-              </a:graphicData>
-            </a:graphic>
-          </wp:inline>
-        </w:drawing>
-      </w:r>
-    </w:p>
-    <w:p>
-      <w:pPr>
-        <w:spacing w:after="240" w:before="80"/>
-        <w:jc w:val="center"/>
-      </w:pPr>
-      <w:r>
-        <w:rPr>
-          <w:i/>
-          <w:iCs/>
-          <w:color w:val="64748B"/>
-          <w:sz w:val="18"/>
-          <w:szCs w:val="18"/>
-        </w:rPr>
-        <w:t xml:space="preserve">Figure 3. Data / module connections</w:t>
+        <w:t xml:space="preserve">Figure 2. Current review flow (same as architecture doc)</w:t>
       </w:r>
     </w:p>
     <w:sectPr>

--- a/docs/DATABASE_STRUCTURE.docx
+++ b/docs/DATABASE_STRUCTURE.docx
@@ -15,7 +15,7 @@
           <w:sz w:val="40"/>
           <w:szCs w:val="40"/>
         </w:rPr>
-        <w:t xml:space="preserve">JUST RMS — Database Structure (Current)</w:t>
+        <w:t xml:space="preserve">JUST RMS — Complete Database Structure</w:t>
       </w:r>
     </w:p>
     <w:p>
@@ -31,7 +31,7 @@
           <w:sz w:val="22"/>
           <w:szCs w:val="22"/>
         </w:rPr>
-        <w:t xml:space="preserve">MongoDB models in backend/src/models — current schema</w:t>
+        <w:t xml:space="preserve">All MongoDB models in backend/src/models (current)</w:t>
       </w:r>
     </w:p>
     <w:p>
@@ -44,21 +44,6 @@
     </w:p>
     <w:p>
       <w:pPr>
-        <w:spacing w:after="120" w:before="260"/>
-      </w:pPr>
-      <w:r>
-        <w:rPr>
-          <w:b/>
-          <w:bCs/>
-          <w:color w:val="0C4A6E"/>
-          <w:sz w:val="26"/>
-          <w:szCs w:val="26"/>
-        </w:rPr>
-        <w:t xml:space="preserve">1. Relationship diagram (current)</w:t>
-      </w:r>
-    </w:p>
-    <w:p>
-      <w:pPr>
         <w:spacing w:after="100"/>
       </w:pPr>
       <w:r>
@@ -66,7 +51,22 @@
           <w:sz w:val="22"/>
           <w:szCs w:val="22"/>
         </w:rPr>
-        <w:t xml:space="preserve">User → Proposal ↔ EthicsApplication; Proposal may link FundingCall; on approve → Project → Grant/Budget/Payment/PurchaseOrder/Publication/RepositoryItem; User also links ResearchGroup and ThesisGroup.</w:t>
+        <w:t xml:space="preserve">This document lists every collection used by the live system, key fields, statuses, and relationships. It is the full schema guide — not a short draft.</w:t>
+      </w:r>
+    </w:p>
+    <w:p>
+      <w:pPr>
+        <w:spacing w:after="120" w:before="280"/>
+      </w:pPr>
+      <w:r>
+        <w:rPr>
+          <w:b/>
+          <w:bCs/>
+          <w:color w:val="0C4A6E"/>
+          <w:sz w:val="26"/>
+          <w:szCs w:val="26"/>
+        </w:rPr>
+        <w:t xml:space="preserve">1. Entity relationship diagram</w:t>
       </w:r>
     </w:p>
     <w:p>
@@ -133,308 +133,17 @@
     </w:p>
     <w:p>
       <w:pPr>
-        <w:spacing w:after="120" w:before="260"/>
-      </w:pPr>
-      <w:r>
-        <w:rPr>
-          <w:b/>
-          <w:bCs/>
-          <w:color w:val="0C4A6E"/>
-          <w:sz w:val="26"/>
-          <w:szCs w:val="26"/>
-        </w:rPr>
-        <w:t xml:space="preserve">2. Collections (18 models)</w:t>
-      </w:r>
-    </w:p>
-    <w:p>
-      <w:pPr>
-        <w:spacing w:after="70"/>
-        <w:ind w:left="280"/>
-      </w:pPr>
-      <w:r>
-        <w:rPr>
-          <w:sz w:val="22"/>
-          <w:szCs w:val="22"/>
-        </w:rPr>
-        <w:t xml:space="preserve">• users — role, programTier, status, refreshToken</w:t>
-      </w:r>
-    </w:p>
-    <w:p>
-      <w:pPr>
-        <w:spacing w:after="70"/>
-        <w:ind w:left="280"/>
-      </w:pPr>
-      <w:r>
-        <w:rPr>
-          <w:sz w:val="22"/>
-          <w:szCs w:val="22"/>
-        </w:rPr>
-        <w:t xml:space="preserve">• proposals — proposalKind, reviewPipeline, assignedReviewers, assignedCommittee, assignedFinance</w:t>
-      </w:r>
-    </w:p>
-    <w:p>
-      <w:pPr>
-        <w:spacing w:after="70"/>
-        <w:ind w:left="280"/>
-      </w:pPr>
-      <w:r>
-        <w:rPr>
-          <w:sz w:val="22"/>
-          <w:szCs w:val="22"/>
-        </w:rPr>
-        <w:t xml:space="preserve">• ethicsapplications — 1:1 proposalId, approval certificate meta</w:t>
-      </w:r>
-    </w:p>
-    <w:p>
-      <w:pPr>
-        <w:spacing w:after="70"/>
-        <w:ind w:left="280"/>
-      </w:pPr>
-      <w:r>
-        <w:rPr>
-          <w:sz w:val="22"/>
-          <w:szCs w:val="22"/>
-        </w:rPr>
-        <w:t xml:space="preserve">• projects — proposalId, closure workflow</w:t>
-      </w:r>
-    </w:p>
-    <w:p>
-      <w:pPr>
-        <w:spacing w:after="70"/>
-        <w:ind w:left="280"/>
-      </w:pPr>
-      <w:r>
-        <w:rPr>
-          <w:sz w:val="22"/>
-          <w:szCs w:val="22"/>
-        </w:rPr>
-        <w:t xml:space="preserve">• fundingcalls — open/closed calls, amountCap</w:t>
-      </w:r>
-    </w:p>
-    <w:p>
-      <w:pPr>
-        <w:spacing w:after="70"/>
-        <w:ind w:left="280"/>
-      </w:pPr>
-      <w:r>
-        <w:rPr>
-          <w:sz w:val="22"/>
-          <w:szCs w:val="22"/>
-        </w:rPr>
-        <w:t xml:space="preserve">• grants — callId, proposalId, projectId, finance status</w:t>
-      </w:r>
-    </w:p>
-    <w:p>
-      <w:pPr>
-        <w:spacing w:after="70"/>
-        <w:ind w:left="280"/>
-      </w:pPr>
-      <w:r>
-        <w:rPr>
-          <w:sz w:val="22"/>
-          <w:szCs w:val="22"/>
-        </w:rPr>
-        <w:t xml:space="preserve">• budgets — grantId/projectId, items[]</w:t>
-      </w:r>
-    </w:p>
-    <w:p>
-      <w:pPr>
-        <w:spacing w:after="70"/>
-        <w:ind w:left="280"/>
-      </w:pPr>
-      <w:r>
-        <w:rPr>
-          <w:sz w:val="22"/>
-          <w:szCs w:val="22"/>
-        </w:rPr>
-        <w:t xml:space="preserve">• payments — budgetId, approval/pay actors</w:t>
-      </w:r>
-    </w:p>
-    <w:p>
-      <w:pPr>
-        <w:spacing w:after="70"/>
-        <w:ind w:left="280"/>
-      </w:pPr>
-      <w:r>
-        <w:rPr>
-          <w:sz w:val="22"/>
-          <w:szCs w:val="22"/>
-        </w:rPr>
-        <w:t xml:space="preserve">• purchaseorders — procurement path</w:t>
-      </w:r>
-    </w:p>
-    <w:p>
-      <w:pPr>
-        <w:spacing w:after="70"/>
-        <w:ind w:left="280"/>
-      </w:pPr>
-      <w:r>
-        <w:rPr>
-          <w:sz w:val="22"/>
-          <w:szCs w:val="22"/>
-        </w:rPr>
-        <w:t xml:space="preserve">• publications — projectId unique sparse (≤1 per project)</w:t>
-      </w:r>
-    </w:p>
-    <w:p>
-      <w:pPr>
-        <w:spacing w:after="70"/>
-        <w:ind w:left="280"/>
-      </w:pPr>
-      <w:r>
-        <w:rPr>
-          <w:sz w:val="22"/>
-          <w:szCs w:val="22"/>
-        </w:rPr>
-        <w:t xml:space="preserve">• repositoryitems — project/group access</w:t>
-      </w:r>
-    </w:p>
-    <w:p>
-      <w:pPr>
-        <w:spacing w:after="70"/>
-        <w:ind w:left="280"/>
-      </w:pPr>
-      <w:r>
-        <w:rPr>
-          <w:sz w:val="22"/>
-          <w:szCs w:val="22"/>
-        </w:rPr>
-        <w:t xml:space="preserve">• departments, researchgroups, thesisgroups</w:t>
-      </w:r>
-    </w:p>
-    <w:p>
-      <w:pPr>
-        <w:spacing w:after="70"/>
-        <w:ind w:left="280"/>
-      </w:pPr>
-      <w:r>
-        <w:rPr>
-          <w:sz w:val="22"/>
-          <w:szCs w:val="22"/>
-        </w:rPr>
-        <w:t xml:space="preserve">• conversations, notifications, institutionalpolicies, auditevents</w:t>
-      </w:r>
-    </w:p>
-    <w:p>
-      <w:pPr>
-        <w:spacing w:after="120" w:before="260"/>
-      </w:pPr>
-      <w:r>
-        <w:rPr>
-          <w:b/>
-          <w:bCs/>
-          <w:color w:val="0C4A6E"/>
-          <w:sz w:val="26"/>
-          <w:szCs w:val="26"/>
-        </w:rPr>
-        <w:t xml:space="preserve">3. Proposal review fields (current)</w:t>
-      </w:r>
-    </w:p>
-    <w:p>
-      <w:pPr>
-        <w:spacing w:after="70"/>
-        <w:ind w:left="280"/>
-      </w:pPr>
-      <w:r>
-        <w:rPr>
-          <w:sz w:val="22"/>
-          <w:szCs w:val="22"/>
-        </w:rPr>
-        <w:t xml:space="preserve">• assignedReviewers[] — Leadership peer assignees</w:t>
-      </w:r>
-    </w:p>
-    <w:p>
-      <w:pPr>
-        <w:spacing w:after="70"/>
-        <w:ind w:left="280"/>
-      </w:pPr>
-      <w:r>
-        <w:rPr>
-          <w:sz w:val="22"/>
-          <w:szCs w:val="22"/>
-        </w:rPr>
-        <w:t xml:space="preserve">• assignedCommittee[] — Faculty Coordinator assignees</w:t>
-      </w:r>
-    </w:p>
-    <w:p>
-      <w:pPr>
-        <w:spacing w:after="70"/>
-        <w:ind w:left="280"/>
-      </w:pPr>
-      <w:r>
-        <w:rPr>
-          <w:sz w:val="22"/>
-          <w:szCs w:val="22"/>
-        </w:rPr>
-        <w:t xml:space="preserve">• assignedFinance[] — Finance Officer assignees (grant only)</w:t>
-      </w:r>
-    </w:p>
-    <w:p>
-      <w:pPr>
-        <w:spacing w:after="70"/>
-        <w:ind w:left="280"/>
-      </w:pPr>
-      <w:r>
-        <w:rPr>
-          <w:sz w:val="22"/>
-          <w:szCs w:val="22"/>
-        </w:rPr>
-        <w:t xml:space="preserve">• reviewPipeline: peerReview, committeeReview, financeReview (+ adminScreening auto-passed on assign)</w:t>
-      </w:r>
-    </w:p>
-    <w:p>
-      <w:pPr>
-        <w:spacing w:after="70"/>
-        <w:ind w:left="280"/>
-      </w:pPr>
-      <w:r>
-        <w:rPr>
-          <w:sz w:val="22"/>
-          <w:szCs w:val="22"/>
-        </w:rPr>
-        <w:t xml:space="preserve">• proposalKind: voluntary | grant_fund_call</w:t>
-      </w:r>
-    </w:p>
-    <w:p>
-      <w:pPr>
-        <w:spacing w:after="120" w:before="260"/>
-      </w:pPr>
-      <w:r>
-        <w:rPr>
-          <w:b/>
-          <w:bCs/>
-          <w:color w:val="0C4A6E"/>
-          <w:sz w:val="26"/>
-          <w:szCs w:val="26"/>
-        </w:rPr>
-        <w:t xml:space="preserve">4. programTier scoping</w:t>
-      </w:r>
-    </w:p>
-    <w:p>
-      <w:pPr>
-        <w:spacing w:after="100"/>
-      </w:pPr>
-      <w:r>
-        <w:rPr>
-          <w:sz w:val="22"/>
-          <w:szCs w:val="22"/>
-        </w:rPr>
-        <w:t xml:space="preserve">Almost every business document stores programTier. Researchers are locked to their tier. Shared staff switch portal via X-Program-Tier without separate UG/PG accounts.</w:t>
-      </w:r>
-    </w:p>
-    <w:p>
-      <w:pPr>
-        <w:spacing w:after="120" w:before="260"/>
-      </w:pPr>
-      <w:r>
-        <w:rPr>
-          <w:b/>
-          <w:bCs/>
-          <w:color w:val="0C4A6E"/>
-          <w:sz w:val="26"/>
-          <w:szCs w:val="26"/>
-        </w:rPr>
-        <w:t xml:space="preserve">5. Review flow reminder</w:t>
+        <w:spacing w:after="120" w:before="280"/>
+      </w:pPr>
+      <w:r>
+        <w:rPr>
+          <w:b/>
+          <w:bCs/>
+          <w:color w:val="0C4A6E"/>
+          <w:sz w:val="26"/>
+          <w:szCs w:val="26"/>
+        </w:rPr>
+        <w:t xml:space="preserve">2. Lifecycle overview</w:t>
       </w:r>
     </w:p>
     <w:p>
@@ -496,7 +205,1124 @@
           <w:sz w:val="18"/>
           <w:szCs w:val="18"/>
         </w:rPr>
-        <w:t xml:space="preserve">Figure 2. Current review flow (same as architecture doc)</w:t>
+        <w:t xml:space="preserve">Figure 2. Proposal review flow that drives proposal/project status fields</w:t>
+      </w:r>
+    </w:p>
+    <w:p>
+      <w:pPr>
+        <w:spacing w:after="100"/>
+      </w:pPr>
+      <w:r>
+        <w:rPr>
+          <w:sz w:val="22"/>
+          <w:szCs w:val="22"/>
+        </w:rPr>
+        <w:t xml:space="preserve">User (researcher) → Proposal (+ EthicsApplication) → (optional FundingCall) → on Approve → Project → Grant/Budget/Payment/PurchaseOrder → Publication/RepositoryItem. Supporting: ResearchGroup, ThesisGroup, Department, Conversation, Notification, InstitutionalPolicy, AuditEvent.</w:t>
+      </w:r>
+    </w:p>
+    <w:p>
+      <w:pPr>
+        <w:spacing w:after="120" w:before="280"/>
+      </w:pPr>
+      <w:r>
+        <w:rPr>
+          <w:b/>
+          <w:bCs/>
+          <w:color w:val="0C4A6E"/>
+          <w:sz w:val="26"/>
+          <w:szCs w:val="26"/>
+        </w:rPr>
+        <w:t xml:space="preserve">3. Collection: users</w:t>
+      </w:r>
+    </w:p>
+    <w:p>
+      <w:pPr>
+        <w:spacing w:after="70"/>
+        <w:ind w:left="280"/>
+      </w:pPr>
+      <w:r>
+        <w:rPr>
+          <w:sz w:val="22"/>
+          <w:szCs w:val="22"/>
+        </w:rPr>
+        <w:t xml:space="preserve">• Fields: fullName, email (unique), password, role, department, rank, researchInterests, status, programTier, isProtected, refreshToken</w:t>
+      </w:r>
+    </w:p>
+    <w:p>
+      <w:pPr>
+        <w:spacing w:after="70"/>
+        <w:ind w:left="280"/>
+      </w:pPr>
+      <w:r>
+        <w:rPr>
+          <w:sz w:val="22"/>
+          <w:szCs w:val="22"/>
+        </w:rPr>
+        <w:t xml:space="preserve">• Roles: research_director, faculty_coordinator, finance_officer, leadership, researcher (+ legacy enums may exist)</w:t>
+      </w:r>
+    </w:p>
+    <w:p>
+      <w:pPr>
+        <w:spacing w:after="70"/>
+        <w:ind w:left="280"/>
+      </w:pPr>
+      <w:r>
+        <w:rPr>
+          <w:sz w:val="22"/>
+          <w:szCs w:val="22"/>
+        </w:rPr>
+        <w:t xml:space="preserve">• Status: pending | active | rejected</w:t>
+      </w:r>
+    </w:p>
+    <w:p>
+      <w:pPr>
+        <w:spacing w:after="120" w:before="280"/>
+      </w:pPr>
+      <w:r>
+        <w:rPr>
+          <w:b/>
+          <w:bCs/>
+          <w:color w:val="0C4A6E"/>
+          <w:sz w:val="26"/>
+          <w:szCs w:val="26"/>
+        </w:rPr>
+        <w:t xml:space="preserve">4. Collection: proposals</w:t>
+      </w:r>
+    </w:p>
+    <w:p>
+      <w:pPr>
+        <w:spacing w:after="70"/>
+        <w:ind w:left="280"/>
+      </w:pPr>
+      <w:r>
+        <w:rPr>
+          <w:sz w:val="22"/>
+          <w:szCs w:val="22"/>
+        </w:rPr>
+        <w:t xml:space="preserve">• Relations: researcherId → users; ethicsApplicationId → ethicsapplications; fundingCallId → fundingcalls</w:t>
+      </w:r>
+    </w:p>
+    <w:p>
+      <w:pPr>
+        <w:spacing w:after="70"/>
+        <w:ind w:left="280"/>
+      </w:pPr>
+      <w:r>
+        <w:rPr>
+          <w:sz w:val="22"/>
+          <w:szCs w:val="22"/>
+        </w:rPr>
+        <w:t xml:space="preserve">• Assignees: assignedReviewers[], assignedCommittee[], assignedFinance[] (userId, assignedBy, assignedAt)</w:t>
+      </w:r>
+    </w:p>
+    <w:p>
+      <w:pPr>
+        <w:spacing w:after="70"/>
+        <w:ind w:left="280"/>
+      </w:pPr>
+      <w:r>
+        <w:rPr>
+          <w:sz w:val="22"/>
+          <w:szCs w:val="22"/>
+        </w:rPr>
+        <w:t xml:space="preserve">• Fields: title, abstract, department, researchArea, document, version/versionHistory, budgetBreakdown, peerReviews, reviewPipeline, reviewerComments, proposalKind, ethicsStatus, programTier</w:t>
+      </w:r>
+    </w:p>
+    <w:p>
+      <w:pPr>
+        <w:spacing w:after="70"/>
+        <w:ind w:left="280"/>
+      </w:pPr>
+      <w:r>
+        <w:rPr>
+          <w:sz w:val="22"/>
+          <w:szCs w:val="22"/>
+        </w:rPr>
+        <w:t xml:space="preserve">• Status: draft | submitted | under_review | approved | rejected | revision_requested</w:t>
+      </w:r>
+    </w:p>
+    <w:p>
+      <w:pPr>
+        <w:spacing w:after="70"/>
+        <w:ind w:left="280"/>
+      </w:pPr>
+      <w:r>
+        <w:rPr>
+          <w:sz w:val="22"/>
+          <w:szCs w:val="22"/>
+        </w:rPr>
+        <w:t xml:space="preserve">• proposalKind: voluntary | grant_fund_call</w:t>
+      </w:r>
+    </w:p>
+    <w:p>
+      <w:pPr>
+        <w:spacing w:after="70"/>
+        <w:ind w:left="280"/>
+      </w:pPr>
+      <w:r>
+        <w:rPr>
+          <w:sz w:val="22"/>
+          <w:szCs w:val="22"/>
+        </w:rPr>
+        <w:t xml:space="preserve">• ethicsStatus: not_required | pending | approved | rejected | revision_requested</w:t>
+      </w:r>
+    </w:p>
+    <w:p>
+      <w:pPr>
+        <w:spacing w:after="70"/>
+        <w:ind w:left="280"/>
+      </w:pPr>
+      <w:r>
+        <w:rPr>
+          <w:sz w:val="22"/>
+          <w:szCs w:val="22"/>
+        </w:rPr>
+        <w:t xml:space="preserve">• reviewPipeline stages: adminScreening, peerReview, committeeReview, financeReview — each pending|in_progress|passed|failed|skipped</w:t>
+      </w:r>
+    </w:p>
+    <w:p>
+      <w:pPr>
+        <w:spacing w:after="120" w:before="280"/>
+      </w:pPr>
+      <w:r>
+        <w:rPr>
+          <w:b/>
+          <w:bCs/>
+          <w:color w:val="0C4A6E"/>
+          <w:sz w:val="26"/>
+          <w:szCs w:val="26"/>
+        </w:rPr>
+        <w:t xml:space="preserve">5. Collection: ethicsapplications</w:t>
+      </w:r>
+    </w:p>
+    <w:p>
+      <w:pPr>
+        <w:spacing w:after="70"/>
+        <w:ind w:left="280"/>
+      </w:pPr>
+      <w:r>
+        <w:rPr>
+          <w:sz w:val="22"/>
+          <w:szCs w:val="22"/>
+        </w:rPr>
+        <w:t xml:space="preserve">• Relations: proposalId (unique sparse 1:1), researcherId</w:t>
+      </w:r>
+    </w:p>
+    <w:p>
+      <w:pPr>
+        <w:spacing w:after="70"/>
+        <w:ind w:left="280"/>
+      </w:pPr>
+      <w:r>
+        <w:rPr>
+          <w:sz w:val="22"/>
+          <w:szCs w:val="22"/>
+        </w:rPr>
+        <w:t xml:space="preserve">• Fields: applicant persons, project narrative, risk/consent/privacy, approval (refNumber, certificate meta, signedByUserId)</w:t>
+      </w:r>
+    </w:p>
+    <w:p>
+      <w:pPr>
+        <w:spacing w:after="70"/>
+        <w:ind w:left="280"/>
+      </w:pPr>
+      <w:r>
+        <w:rPr>
+          <w:sz w:val="22"/>
+          <w:szCs w:val="22"/>
+        </w:rPr>
+        <w:t xml:space="preserve">• Status: draft | submitted | approved | rejected</w:t>
+      </w:r>
+    </w:p>
+    <w:p>
+      <w:pPr>
+        <w:spacing w:after="120" w:before="280"/>
+      </w:pPr>
+      <w:r>
+        <w:rPr>
+          <w:b/>
+          <w:bCs/>
+          <w:color w:val="0C4A6E"/>
+          <w:sz w:val="26"/>
+          <w:szCs w:val="26"/>
+        </w:rPr>
+        <w:t xml:space="preserve">6. Collection: projects</w:t>
+      </w:r>
+    </w:p>
+    <w:p>
+      <w:pPr>
+        <w:spacing w:after="70"/>
+        <w:ind w:left="280"/>
+      </w:pPr>
+      <w:r>
+        <w:rPr>
+          <w:sz w:val="22"/>
+          <w:szCs w:val="22"/>
+        </w:rPr>
+        <w:t xml:space="preserve">• Relations: proposalId, researcherId; team/progress/closure actor refs</w:t>
+      </w:r>
+    </w:p>
+    <w:p>
+      <w:pPr>
+        <w:spacing w:after="70"/>
+        <w:ind w:left="280"/>
+      </w:pPr>
+      <w:r>
+        <w:rPr>
+          <w:sz w:val="22"/>
+          <w:szCs w:val="22"/>
+        </w:rPr>
+        <w:t xml:space="preserve">• Fields: title, milestones, workPlan, activities, communicationLog, closure checklist + reports</w:t>
+      </w:r>
+    </w:p>
+    <w:p>
+      <w:pPr>
+        <w:spacing w:after="70"/>
+        <w:ind w:left="280"/>
+      </w:pPr>
+      <w:r>
+        <w:rPr>
+          <w:sz w:val="22"/>
+          <w:szCs w:val="22"/>
+        </w:rPr>
+        <w:t xml:space="preserve">• Status: active | completed | on_hold | closing | closed</w:t>
+      </w:r>
+    </w:p>
+    <w:p>
+      <w:pPr>
+        <w:spacing w:after="70"/>
+        <w:ind w:left="280"/>
+      </w:pPr>
+      <w:r>
+        <w:rPr>
+          <w:sz w:val="22"/>
+          <w:szCs w:val="22"/>
+        </w:rPr>
+        <w:t xml:space="preserve">• Closure: none | submitted | director_approved | finance_approved | archived</w:t>
+      </w:r>
+    </w:p>
+    <w:p>
+      <w:pPr>
+        <w:spacing w:after="120" w:before="280"/>
+      </w:pPr>
+      <w:r>
+        <w:rPr>
+          <w:b/>
+          <w:bCs/>
+          <w:color w:val="0C4A6E"/>
+          <w:sz w:val="26"/>
+          <w:szCs w:val="26"/>
+        </w:rPr>
+        <w:t xml:space="preserve">7. Collection: fundingcalls</w:t>
+      </w:r>
+    </w:p>
+    <w:p>
+      <w:pPr>
+        <w:spacing w:after="70"/>
+        <w:ind w:left="280"/>
+      </w:pPr>
+      <w:r>
+        <w:rPr>
+          <w:sz w:val="22"/>
+          <w:szCs w:val="22"/>
+        </w:rPr>
+        <w:t xml:space="preserve">• Relations: createdBy → users</w:t>
+      </w:r>
+    </w:p>
+    <w:p>
+      <w:pPr>
+        <w:spacing w:after="70"/>
+        <w:ind w:left="280"/>
+      </w:pPr>
+      <w:r>
+        <w:rPr>
+          <w:sz w:val="22"/>
+          <w:szCs w:val="22"/>
+        </w:rPr>
+        <w:t xml:space="preserve">• Fields: title, fundingSource, amountCap, currency, deadline, eligibilityTier, docs</w:t>
+      </w:r>
+    </w:p>
+    <w:p>
+      <w:pPr>
+        <w:spacing w:after="70"/>
+        <w:ind w:left="280"/>
+      </w:pPr>
+      <w:r>
+        <w:rPr>
+          <w:sz w:val="22"/>
+          <w:szCs w:val="22"/>
+        </w:rPr>
+        <w:t xml:space="preserve">• Status: draft | open | closed; callType: internal | external</w:t>
+      </w:r>
+    </w:p>
+    <w:p>
+      <w:pPr>
+        <w:spacing w:after="120" w:before="280"/>
+      </w:pPr>
+      <w:r>
+        <w:rPr>
+          <w:b/>
+          <w:bCs/>
+          <w:color w:val="0C4A6E"/>
+          <w:sz w:val="26"/>
+          <w:szCs w:val="26"/>
+        </w:rPr>
+        <w:t xml:space="preserve">8. Collection: grants</w:t>
+      </w:r>
+    </w:p>
+    <w:p>
+      <w:pPr>
+        <w:spacing w:after="70"/>
+        <w:ind w:left="280"/>
+      </w:pPr>
+      <w:r>
+        <w:rPr>
+          <w:sz w:val="22"/>
+          <w:szCs w:val="22"/>
+        </w:rPr>
+        <w:t xml:space="preserve">• Relations: researcherId, projectId, proposalId, callId, financeApprovedBy</w:t>
+      </w:r>
+    </w:p>
+    <w:p>
+      <w:pPr>
+        <w:spacing w:after="70"/>
+        <w:ind w:left="280"/>
+      </w:pPr>
+      <w:r>
+        <w:rPr>
+          <w:sz w:val="22"/>
+          <w:szCs w:val="22"/>
+        </w:rPr>
+        <w:t xml:space="preserve">• Fields: title, amounts, currency, budget breakdown, requirement checklist</w:t>
+      </w:r>
+    </w:p>
+    <w:p>
+      <w:pPr>
+        <w:spacing w:after="70"/>
+        <w:ind w:left="280"/>
+      </w:pPr>
+      <w:r>
+        <w:rPr>
+          <w:sz w:val="22"/>
+          <w:szCs w:val="22"/>
+        </w:rPr>
+        <w:t xml:space="preserve">• Status: draft | submitted | approved | pending_finance | rejected | active | closed</w:t>
+      </w:r>
+    </w:p>
+    <w:p>
+      <w:pPr>
+        <w:spacing w:after="120" w:before="280"/>
+      </w:pPr>
+      <w:r>
+        <w:rPr>
+          <w:b/>
+          <w:bCs/>
+          <w:color w:val="0C4A6E"/>
+          <w:sz w:val="26"/>
+          <w:szCs w:val="26"/>
+        </w:rPr>
+        <w:t xml:space="preserve">9. Collection: budgets</w:t>
+      </w:r>
+    </w:p>
+    <w:p>
+      <w:pPr>
+        <w:spacing w:after="70"/>
+        <w:ind w:left="280"/>
+      </w:pPr>
+      <w:r>
+        <w:rPr>
+          <w:sz w:val="22"/>
+          <w:szCs w:val="22"/>
+        </w:rPr>
+        <w:t xml:space="preserve">• Relations: grantId, projectId, ownerResearcherId; item createdBy/approvedBy</w:t>
+      </w:r>
+    </w:p>
+    <w:p>
+      <w:pPr>
+        <w:spacing w:after="70"/>
+        <w:ind w:left="280"/>
+      </w:pPr>
+      <w:r>
+        <w:rPr>
+          <w:sz w:val="22"/>
+          <w:szCs w:val="22"/>
+        </w:rPr>
+        <w:t xml:space="preserve">• Fields: totalAllocated, totalDisbursed, currency, items[]</w:t>
+      </w:r>
+    </w:p>
+    <w:p>
+      <w:pPr>
+        <w:spacing w:after="70"/>
+        <w:ind w:left="280"/>
+      </w:pPr>
+      <w:r>
+        <w:rPr>
+          <w:sz w:val="22"/>
+          <w:szCs w:val="22"/>
+        </w:rPr>
+        <w:t xml:space="preserve">• Item type: expense | procurement; item status: pending | approved | paid | rejected</w:t>
+      </w:r>
+    </w:p>
+    <w:p>
+      <w:pPr>
+        <w:spacing w:after="120" w:before="280"/>
+      </w:pPr>
+      <w:r>
+        <w:rPr>
+          <w:b/>
+          <w:bCs/>
+          <w:color w:val="0C4A6E"/>
+          <w:sz w:val="26"/>
+          <w:szCs w:val="26"/>
+        </w:rPr>
+        <w:t xml:space="preserve">10. Collection: payments</w:t>
+      </w:r>
+    </w:p>
+    <w:p>
+      <w:pPr>
+        <w:spacing w:after="70"/>
+        <w:ind w:left="280"/>
+      </w:pPr>
+      <w:r>
+        <w:rPr>
+          <w:sz w:val="22"/>
+          <w:szCs w:val="22"/>
+        </w:rPr>
+        <w:t xml:space="preserve">• Relations: budgetId; requestedBy / approvers / paidBy; optional projectId, grantId</w:t>
+      </w:r>
+    </w:p>
+    <w:p>
+      <w:pPr>
+        <w:spacing w:after="70"/>
+        <w:ind w:left="280"/>
+      </w:pPr>
+      <w:r>
+        <w:rPr>
+          <w:sz w:val="22"/>
+          <w:szCs w:val="22"/>
+        </w:rPr>
+        <w:t xml:space="preserve">• Status: requested | director_approved | paid | rejected</w:t>
+      </w:r>
+    </w:p>
+    <w:p>
+      <w:pPr>
+        <w:spacing w:after="70"/>
+        <w:ind w:left="280"/>
+      </w:pPr>
+      <w:r>
+        <w:rPr>
+          <w:sz w:val="22"/>
+          <w:szCs w:val="22"/>
+        </w:rPr>
+        <w:t xml:space="preserve">• Category: RA / equipment / travel / publication_fee / other</w:t>
+      </w:r>
+    </w:p>
+    <w:p>
+      <w:pPr>
+        <w:spacing w:after="120" w:before="280"/>
+      </w:pPr>
+      <w:r>
+        <w:rPr>
+          <w:b/>
+          <w:bCs/>
+          <w:color w:val="0C4A6E"/>
+          <w:sz w:val="26"/>
+          <w:szCs w:val="26"/>
+        </w:rPr>
+        <w:t xml:space="preserve">11. Collection: purchaseorders</w:t>
+      </w:r>
+    </w:p>
+    <w:p>
+      <w:pPr>
+        <w:spacing w:after="70"/>
+        <w:ind w:left="280"/>
+      </w:pPr>
+      <w:r>
+        <w:rPr>
+          <w:sz w:val="22"/>
+          <w:szCs w:val="22"/>
+        </w:rPr>
+        <w:t xml:space="preserve">• Relations: budgetId; optional projectId, grantId; request/approve/pay actors</w:t>
+      </w:r>
+    </w:p>
+    <w:p>
+      <w:pPr>
+        <w:spacing w:after="70"/>
+        <w:ind w:left="280"/>
+      </w:pPr>
+      <w:r>
+        <w:rPr>
+          <w:sz w:val="22"/>
+          <w:szCs w:val="22"/>
+        </w:rPr>
+        <w:t xml:space="preserve">• Status: requested | procurement_approved | director_approved | paid | rejected</w:t>
+      </w:r>
+    </w:p>
+    <w:p>
+      <w:pPr>
+        <w:spacing w:after="120" w:before="280"/>
+      </w:pPr>
+      <w:r>
+        <w:rPr>
+          <w:b/>
+          <w:bCs/>
+          <w:color w:val="0C4A6E"/>
+          <w:sz w:val="26"/>
+          <w:szCs w:val="26"/>
+        </w:rPr>
+        <w:t xml:space="preserve">12. Collection: publications</w:t>
+      </w:r>
+    </w:p>
+    <w:p>
+      <w:pPr>
+        <w:spacing w:after="70"/>
+        <w:ind w:left="280"/>
+      </w:pPr>
+      <w:r>
+        <w:rPr>
+          <w:sz w:val="22"/>
+          <w:szCs w:val="22"/>
+        </w:rPr>
+        <w:t xml:space="preserve">• Relations: researcherId; projectId (unique sparse — at most one publication per project)</w:t>
+      </w:r>
+    </w:p>
+    <w:p>
+      <w:pPr>
+        <w:spacing w:after="70"/>
+        <w:ind w:left="280"/>
+      </w:pPr>
+      <w:r>
+        <w:rPr>
+          <w:sz w:val="22"/>
+          <w:szCs w:val="22"/>
+        </w:rPr>
+        <w:t xml:space="preserve">• Status: draft | submitted | revision_requested | validated | rejected</w:t>
+      </w:r>
+    </w:p>
+    <w:p>
+      <w:pPr>
+        <w:spacing w:after="70"/>
+        <w:ind w:left="280"/>
+      </w:pPr>
+      <w:r>
+        <w:rPr>
+          <w:sz w:val="22"/>
+          <w:szCs w:val="22"/>
+        </w:rPr>
+        <w:t xml:space="preserve">• workflowStage: submitted | in_process | pipeline | published</w:t>
+      </w:r>
+    </w:p>
+    <w:p>
+      <w:pPr>
+        <w:spacing w:after="120" w:before="280"/>
+      </w:pPr>
+      <w:r>
+        <w:rPr>
+          <w:b/>
+          <w:bCs/>
+          <w:color w:val="0C4A6E"/>
+          <w:sz w:val="26"/>
+          <w:szCs w:val="26"/>
+        </w:rPr>
+        <w:t xml:space="preserve">13. Collection: repositoryitems</w:t>
+      </w:r>
+    </w:p>
+    <w:p>
+      <w:pPr>
+        <w:spacing w:after="70"/>
+        <w:ind w:left="280"/>
+      </w:pPr>
+      <w:r>
+        <w:rPr>
+          <w:sz w:val="22"/>
+          <w:szCs w:val="22"/>
+        </w:rPr>
+        <w:t xml:space="preserve">• Relations: uploadedBy; optional groupId, projectId</w:t>
+      </w:r>
+    </w:p>
+    <w:p>
+      <w:pPr>
+        <w:spacing w:after="70"/>
+        <w:ind w:left="280"/>
+      </w:pPr>
+      <w:r>
+        <w:rPr>
+          <w:sz w:val="22"/>
+          <w:szCs w:val="22"/>
+        </w:rPr>
+        <w:t xml:space="preserve">• type: dataset | publication | thesis | document</w:t>
+      </w:r>
+    </w:p>
+    <w:p>
+      <w:pPr>
+        <w:spacing w:after="70"/>
+        <w:ind w:left="280"/>
+      </w:pPr>
+      <w:r>
+        <w:rPr>
+          <w:sz w:val="22"/>
+          <w:szCs w:val="22"/>
+        </w:rPr>
+        <w:t xml:space="preserve">• access: private | group | institution</w:t>
+      </w:r>
+    </w:p>
+    <w:p>
+      <w:pPr>
+        <w:spacing w:after="120" w:before="280"/>
+      </w:pPr>
+      <w:r>
+        <w:rPr>
+          <w:b/>
+          <w:bCs/>
+          <w:color w:val="0C4A6E"/>
+          <w:sz w:val="26"/>
+          <w:szCs w:val="26"/>
+        </w:rPr>
+        <w:t xml:space="preserve">14. Collection: departments</w:t>
+      </w:r>
+    </w:p>
+    <w:p>
+      <w:pPr>
+        <w:spacing w:after="70"/>
+        <w:ind w:left="280"/>
+      </w:pPr>
+      <w:r>
+        <w:rPr>
+          <w:sz w:val="22"/>
+          <w:szCs w:val="22"/>
+        </w:rPr>
+        <w:t xml:space="preserve">• Fields: name, code, faculty, programTier, createdBy</w:t>
+      </w:r>
+    </w:p>
+    <w:p>
+      <w:pPr>
+        <w:spacing w:after="70"/>
+        <w:ind w:left="280"/>
+      </w:pPr>
+      <w:r>
+        <w:rPr>
+          <w:sz w:val="22"/>
+          <w:szCs w:val="22"/>
+        </w:rPr>
+        <w:t xml:space="preserve">• Unique: (name+programTier), (code+programTier)</w:t>
+      </w:r>
+    </w:p>
+    <w:p>
+      <w:pPr>
+        <w:spacing w:after="120" w:before="280"/>
+      </w:pPr>
+      <w:r>
+        <w:rPr>
+          <w:b/>
+          <w:bCs/>
+          <w:color w:val="0C4A6E"/>
+          <w:sz w:val="26"/>
+          <w:szCs w:val="26"/>
+        </w:rPr>
+        <w:t xml:space="preserve">15. Collection: researchgroups</w:t>
+      </w:r>
+    </w:p>
+    <w:p>
+      <w:pPr>
+        <w:spacing w:after="70"/>
+        <w:ind w:left="280"/>
+      </w:pPr>
+      <w:r>
+        <w:rPr>
+          <w:sz w:val="22"/>
+          <w:szCs w:val="22"/>
+        </w:rPr>
+        <w:t xml:space="preserve">• Relations: departmentId; members[].userId; createdBy</w:t>
+      </w:r>
+    </w:p>
+    <w:p>
+      <w:pPr>
+        <w:spacing w:after="70"/>
+        <w:ind w:left="280"/>
+      </w:pPr>
+      <w:r>
+        <w:rPr>
+          <w:sz w:val="22"/>
+          <w:szCs w:val="22"/>
+        </w:rPr>
+        <w:t xml:space="preserve">• kind: collaboration | thesis; member role: lead | member</w:t>
+      </w:r>
+    </w:p>
+    <w:p>
+      <w:pPr>
+        <w:spacing w:after="120" w:before="280"/>
+      </w:pPr>
+      <w:r>
+        <w:rPr>
+          <w:b/>
+          <w:bCs/>
+          <w:color w:val="0C4A6E"/>
+          <w:sz w:val="26"/>
+          <w:szCs w:val="26"/>
+        </w:rPr>
+        <w:t xml:space="preserve">16. Collection: thesisgroups</w:t>
+      </w:r>
+    </w:p>
+    <w:p>
+      <w:pPr>
+        <w:spacing w:after="70"/>
+        <w:ind w:left="280"/>
+      </w:pPr>
+      <w:r>
+        <w:rPr>
+          <w:sz w:val="22"/>
+          <w:szCs w:val="22"/>
+        </w:rPr>
+        <w:t xml:space="preserve">• Relations: researchGroupId; supervisorId; coordinatorId; chapter/meeting actors</w:t>
+      </w:r>
+    </w:p>
+    <w:p>
+      <w:pPr>
+        <w:spacing w:after="70"/>
+        <w:ind w:left="280"/>
+      </w:pPr>
+      <w:r>
+        <w:rPr>
+          <w:sz w:val="22"/>
+          <w:szCs w:val="22"/>
+        </w:rPr>
+        <w:t xml:space="preserve">• Fields: students[], chapters[], titleProposal, meetings, finalDocument</w:t>
+      </w:r>
+    </w:p>
+    <w:p>
+      <w:pPr>
+        <w:spacing w:after="70"/>
+        <w:ind w:left="280"/>
+      </w:pPr>
+      <w:r>
+        <w:rPr>
+          <w:sz w:val="22"/>
+          <w:szCs w:val="22"/>
+        </w:rPr>
+        <w:t xml:space="preserve">• Status: proposed | in_progress | submitted | defended | completed</w:t>
+      </w:r>
+    </w:p>
+    <w:p>
+      <w:pPr>
+        <w:spacing w:after="120" w:before="280"/>
+      </w:pPr>
+      <w:r>
+        <w:rPr>
+          <w:b/>
+          <w:bCs/>
+          <w:color w:val="0C4A6E"/>
+          <w:sz w:val="26"/>
+          <w:szCs w:val="26"/>
+        </w:rPr>
+        <w:t xml:space="preserve">17. Collection: conversations</w:t>
+      </w:r>
+    </w:p>
+    <w:p>
+      <w:pPr>
+        <w:spacing w:after="70"/>
+        <w:ind w:left="280"/>
+      </w:pPr>
+      <w:r>
+        <w:rPr>
+          <w:sz w:val="22"/>
+          <w:szCs w:val="22"/>
+        </w:rPr>
+        <w:t xml:space="preserve">• Relations: participants[] → users; messages[].senderId; optional groupId</w:t>
+      </w:r>
+    </w:p>
+    <w:p>
+      <w:pPr>
+        <w:spacing w:after="120" w:before="280"/>
+      </w:pPr>
+      <w:r>
+        <w:rPr>
+          <w:b/>
+          <w:bCs/>
+          <w:color w:val="0C4A6E"/>
+          <w:sz w:val="26"/>
+          <w:szCs w:val="26"/>
+        </w:rPr>
+        <w:t xml:space="preserve">18. Collection: notifications</w:t>
+      </w:r>
+    </w:p>
+    <w:p>
+      <w:pPr>
+        <w:spacing w:after="70"/>
+        <w:ind w:left="280"/>
+      </w:pPr>
+      <w:r>
+        <w:rPr>
+          <w:sz w:val="22"/>
+          <w:szCs w:val="22"/>
+        </w:rPr>
+        <w:t xml:space="preserve">• Relations: userId → users</w:t>
+      </w:r>
+    </w:p>
+    <w:p>
+      <w:pPr>
+        <w:spacing w:after="70"/>
+        <w:ind w:left="280"/>
+      </w:pPr>
+      <w:r>
+        <w:rPr>
+          <w:sz w:val="22"/>
+          <w:szCs w:val="22"/>
+        </w:rPr>
+        <w:t xml:space="preserve">• type: proposal | project | grant | budget | publication | repository | ethics | message | system</w:t>
+      </w:r>
+    </w:p>
+    <w:p>
+      <w:pPr>
+        <w:spacing w:after="120" w:before="280"/>
+      </w:pPr>
+      <w:r>
+        <w:rPr>
+          <w:b/>
+          <w:bCs/>
+          <w:color w:val="0C4A6E"/>
+          <w:sz w:val="26"/>
+          <w:szCs w:val="26"/>
+        </w:rPr>
+        <w:t xml:space="preserve">19. Collection: institutionalpolicies</w:t>
+      </w:r>
+    </w:p>
+    <w:p>
+      <w:pPr>
+        <w:spacing w:after="70"/>
+        <w:ind w:left="280"/>
+      </w:pPr>
+      <w:r>
+        <w:rPr>
+          <w:sz w:val="22"/>
+          <w:szCs w:val="22"/>
+        </w:rPr>
+        <w:t xml:space="preserve">• Relations: updatedBy</w:t>
+      </w:r>
+    </w:p>
+    <w:p>
+      <w:pPr>
+        <w:spacing w:after="70"/>
+        <w:ind w:left="280"/>
+      </w:pPr>
+      <w:r>
+        <w:rPr>
+          <w:sz w:val="22"/>
+          <w:szCs w:val="22"/>
+        </w:rPr>
+        <w:t xml:space="preserve">• Unique (programTier + moduleKey); status: draft | published</w:t>
+      </w:r>
+    </w:p>
+    <w:p>
+      <w:pPr>
+        <w:spacing w:after="120" w:before="280"/>
+      </w:pPr>
+      <w:r>
+        <w:rPr>
+          <w:b/>
+          <w:bCs/>
+          <w:color w:val="0C4A6E"/>
+          <w:sz w:val="26"/>
+          <w:szCs w:val="26"/>
+        </w:rPr>
+        <w:t xml:space="preserve">20. Collection: auditevents</w:t>
+      </w:r>
+    </w:p>
+    <w:p>
+      <w:pPr>
+        <w:spacing w:after="70"/>
+        <w:ind w:left="280"/>
+      </w:pPr>
+      <w:r>
+        <w:rPr>
+          <w:sz w:val="22"/>
+          <w:szCs w:val="22"/>
+        </w:rPr>
+        <w:t xml:space="preserve">• Relations: actorId; polymorphic entityType + entityId</w:t>
+      </w:r>
+    </w:p>
+    <w:p>
+      <w:pPr>
+        <w:spacing w:after="70"/>
+        <w:ind w:left="280"/>
+      </w:pPr>
+      <w:r>
+        <w:rPr>
+          <w:sz w:val="22"/>
+          <w:szCs w:val="22"/>
+        </w:rPr>
+        <w:t xml:space="preserve">• Fields: action, label, detail, metadata, programTier</w:t>
+      </w:r>
+    </w:p>
+    <w:p>
+      <w:pPr>
+        <w:spacing w:after="120" w:before="280"/>
+      </w:pPr>
+      <w:r>
+        <w:rPr>
+          <w:b/>
+          <w:bCs/>
+          <w:color w:val="0C4A6E"/>
+          <w:sz w:val="26"/>
+          <w:szCs w:val="26"/>
+        </w:rPr>
+        <w:t xml:space="preserve">21. Indexing and portal rules</w:t>
+      </w:r>
+    </w:p>
+    <w:p>
+      <w:pPr>
+        <w:spacing w:after="70"/>
+        <w:ind w:left="280"/>
+      </w:pPr>
+      <w:r>
+        <w:rPr>
+          <w:sz w:val="22"/>
+          <w:szCs w:val="22"/>
+        </w:rPr>
+        <w:t xml:space="preserve">• programTier on nearly all business documents for UG/PG isolation</w:t>
+      </w:r>
+    </w:p>
+    <w:p>
+      <w:pPr>
+        <w:spacing w:after="70"/>
+        <w:ind w:left="280"/>
+      </w:pPr>
+      <w:r>
+        <w:rPr>
+          <w:sz w:val="22"/>
+          <w:szCs w:val="22"/>
+        </w:rPr>
+        <w:t xml:space="preserve">• Shared staff one account — switch portal with X-Program-Tier</w:t>
+      </w:r>
+    </w:p>
+    <w:p>
+      <w:pPr>
+        <w:spacing w:after="70"/>
+        <w:ind w:left="280"/>
+      </w:pPr>
+      <w:r>
+        <w:rPr>
+          <w:sz w:val="22"/>
+          <w:szCs w:val="22"/>
+        </w:rPr>
+        <w:t xml:space="preserve">• Researchers filtered to own programTier only</w:t>
+      </w:r>
+    </w:p>
+    <w:p>
+      <w:pPr>
+        <w:spacing w:after="70"/>
+        <w:ind w:left="280"/>
+      </w:pPr>
+      <w:r>
+        <w:rPr>
+          <w:sz w:val="22"/>
+          <w:szCs w:val="22"/>
+        </w:rPr>
+        <w:t xml:space="preserve">• Assign-first and stage gates enforced in controllers (not only enums)</w:t>
+      </w:r>
+    </w:p>
+    <w:p>
+      <w:pPr>
+        <w:spacing w:after="120" w:before="280"/>
+      </w:pPr>
+      <w:r>
+        <w:rPr>
+          <w:b/>
+          <w:bCs/>
+          <w:color w:val="0C4A6E"/>
+          <w:sz w:val="26"/>
+          <w:szCs w:val="26"/>
+        </w:rPr>
+        <w:t xml:space="preserve">Demo users and passwords (after npm run seed)</w:t>
+      </w:r>
+    </w:p>
+    <w:p>
+      <w:pPr>
+        <w:spacing w:after="70"/>
+        <w:ind w:left="280"/>
+      </w:pPr>
+      <w:r>
+        <w:rPr>
+          <w:sz w:val="22"/>
+          <w:szCs w:val="22"/>
+        </w:rPr>
+        <w:t xml:space="preserve">• Research Director — director@rms.edu / Director2024! — pick UG or PG</w:t>
+      </w:r>
+    </w:p>
+    <w:p>
+      <w:pPr>
+        <w:spacing w:after="70"/>
+        <w:ind w:left="280"/>
+      </w:pPr>
+      <w:r>
+        <w:rPr>
+          <w:sz w:val="22"/>
+          <w:szCs w:val="22"/>
+        </w:rPr>
+        <w:t xml:space="preserve">• Faculty Coordinator — coordinator@rms.edu / Coordinator2024! — pick UG or PG</w:t>
+      </w:r>
+    </w:p>
+    <w:p>
+      <w:pPr>
+        <w:spacing w:after="70"/>
+        <w:ind w:left="280"/>
+      </w:pPr>
+      <w:r>
+        <w:rPr>
+          <w:sz w:val="22"/>
+          <w:szCs w:val="22"/>
+        </w:rPr>
+        <w:t xml:space="preserve">• Finance Officer — finance@rms.edu / Finance2024! — pick UG or PG</w:t>
+      </w:r>
+    </w:p>
+    <w:p>
+      <w:pPr>
+        <w:spacing w:after="70"/>
+        <w:ind w:left="280"/>
+      </w:pPr>
+      <w:r>
+        <w:rPr>
+          <w:sz w:val="22"/>
+          <w:szCs w:val="22"/>
+        </w:rPr>
+        <w:t xml:space="preserve">• Leadership (peer) — leadership@rms.edu / Leadership2024! — pick UG or PG</w:t>
+      </w:r>
+    </w:p>
+    <w:p>
+      <w:pPr>
+        <w:spacing w:after="70"/>
+        <w:ind w:left="280"/>
+      </w:pPr>
+      <w:r>
+        <w:rPr>
+          <w:sz w:val="22"/>
+          <w:szCs w:val="22"/>
+        </w:rPr>
+        <w:t xml:space="preserve">• Researcher UG — asha@rms.edu / Researcher2024! — Undergraduate only</w:t>
+      </w:r>
+    </w:p>
+    <w:p>
+      <w:pPr>
+        <w:spacing w:after="70"/>
+        <w:ind w:left="280"/>
+      </w:pPr>
+      <w:r>
+        <w:rPr>
+          <w:sz w:val="22"/>
+          <w:szCs w:val="22"/>
+        </w:rPr>
+        <w:t xml:space="preserve">• Researcher PG — mahad@rms.edu / Researcher2024! — Postgraduate only</w:t>
+      </w:r>
+    </w:p>
+    <w:p>
+      <w:pPr>
+        <w:spacing w:after="100"/>
+      </w:pPr>
+      <w:r>
+        <w:rPr>
+          <w:sz w:val="22"/>
+          <w:szCs w:val="22"/>
+        </w:rPr>
+        <w:t xml:space="preserve">Related Word: SYSTEM_ARCHITECTURE.docx (full architecture + modules + APIs).</w:t>
       </w:r>
     </w:p>
     <w:sectPr>
